--- a/Documentos/Especificacion_Requerimientos_1_1_2.docx
+++ b/Documentos/Especificacion_Requerimientos_1_1_2.docx
@@ -1,6 +1,6 @@
 
 <file path=word/document.xml><?xml version="1.0" encoding="utf-8"?>
-<w:document xmlns:wpc="http://schemas.microsoft.com/office/word/2010/wordprocessingCanvas" xmlns:cx="http://schemas.microsoft.com/office/drawing/2014/chartex" xmlns:mc="http://schemas.openxmlformats.org/markup-compatibility/2006" xmlns:o="urn:schemas-microsoft-com:office:office" xmlns:r="http://schemas.openxmlformats.org/officeDocument/2006/relationships" xmlns:m="http://schemas.openxmlformats.org/officeDocument/2006/math" xmlns:v="urn:schemas-microsoft-com:vml" xmlns:wp14="http://schemas.microsoft.com/office/word/2010/wordprocessingDrawing" xmlns:wp="http://schemas.openxmlformats.org/drawingml/2006/wordprocessingDrawing" xmlns:w10="urn:schemas-microsoft-com:office:word" xmlns:w="http://schemas.openxmlformats.org/wordprocessingml/2006/main" xmlns:w14="http://schemas.microsoft.com/office/word/2010/wordml" xmlns:w15="http://schemas.microsoft.com/office/word/2012/wordml" xmlns:w16se="http://schemas.microsoft.com/office/word/2015/wordml/symex" xmlns:wpg="http://schemas.microsoft.com/office/word/2010/wordprocessingGroup" xmlns:wpi="http://schemas.microsoft.com/office/word/2010/wordprocessingInk" xmlns:wne="http://schemas.microsoft.com/office/word/2006/wordml" xmlns:wps="http://schemas.microsoft.com/office/word/2010/wordprocessingShape" mc:Ignorable="w14 w15 w16se wp14">
+<w:document xmlns:wpc="http://schemas.microsoft.com/office/word/2010/wordprocessingCanvas" xmlns:cx="http://schemas.microsoft.com/office/drawing/2014/chartex" xmlns:cx1="http://schemas.microsoft.com/office/drawing/2015/9/8/chartex" xmlns:cx2="http://schemas.microsoft.com/office/drawing/2015/10/21/chartex" xmlns:cx3="http://schemas.microsoft.com/office/drawing/2016/5/9/chartex" xmlns:cx4="http://schemas.microsoft.com/office/drawing/2016/5/10/chartex" xmlns:cx5="http://schemas.microsoft.com/office/drawing/2016/5/11/chartex" xmlns:cx6="http://schemas.microsoft.com/office/drawing/2016/5/12/chartex" xmlns:cx7="http://schemas.microsoft.com/office/drawing/2016/5/13/chartex" xmlns:cx8="http://schemas.microsoft.com/office/drawing/2016/5/14/chartex" xmlns:mc="http://schemas.openxmlformats.org/markup-compatibility/2006" xmlns:aink="http://schemas.microsoft.com/office/drawing/2016/ink" xmlns:am3d="http://schemas.microsoft.com/office/drawing/2017/model3d" xmlns:o="urn:schemas-microsoft-com:office:office" xmlns:oel="http://schemas.microsoft.com/office/2019/extlst" xmlns:r="http://schemas.openxmlformats.org/officeDocument/2006/relationships" xmlns:m="http://schemas.openxmlformats.org/officeDocument/2006/math" xmlns:v="urn:schemas-microsoft-com:vml" xmlns:wp14="http://schemas.microsoft.com/office/word/2010/wordprocessingDrawing" xmlns:wp="http://schemas.openxmlformats.org/drawingml/2006/wordprocessingDrawing" xmlns:w10="urn:schemas-microsoft-com:office:word" xmlns:w="http://schemas.openxmlformats.org/wordprocessingml/2006/main" xmlns:w14="http://schemas.microsoft.com/office/word/2010/wordml" xmlns:w15="http://schemas.microsoft.com/office/word/2012/wordml" xmlns:w16cex="http://schemas.microsoft.com/office/word/2018/wordml/cex" xmlns:w16cid="http://schemas.microsoft.com/office/word/2016/wordml/cid" xmlns:w16="http://schemas.microsoft.com/office/word/2018/wordml" xmlns:w16du="http://schemas.microsoft.com/office/word/2023/wordml/word16du" xmlns:w16sdtdh="http://schemas.microsoft.com/office/word/2020/wordml/sdtdatahash" xmlns:w16sdtfl="http://schemas.microsoft.com/office/word/2024/wordml/sdtformatlock" xmlns:w16se="http://schemas.microsoft.com/office/word/2015/wordml/symex" xmlns:wpg="http://schemas.microsoft.com/office/word/2010/wordprocessingGroup" xmlns:wpi="http://schemas.microsoft.com/office/word/2010/wordprocessingInk" xmlns:wne="http://schemas.microsoft.com/office/word/2006/wordml" xmlns:wps="http://schemas.microsoft.com/office/word/2010/wordprocessingShape" mc:Ignorable="w14 w15 w16se w16cid w16 w16cex w16sdtdh w16sdtfl w16du wp14">
   <w:body>
     <w:p>
       <w:pPr>
@@ -60,21 +60,7 @@
         <w:rPr>
           <w:lang w:val="es-AR"/>
         </w:rPr>
-        <w:t>02/08/2026 – 05/08/</w:t>
-      </w:r>
-      <w:proofErr w:type="gramStart"/>
-      <w:r>
-        <w:rPr>
-          <w:lang w:val="es-AR"/>
-        </w:rPr>
-        <w:t>2026  ·</w:t>
-      </w:r>
-      <w:proofErr w:type="gramEnd"/>
-      <w:r>
-        <w:rPr>
-          <w:lang w:val="es-AR"/>
-        </w:rPr>
-        <w:t xml:space="preserve">  </w:t>
+        <w:t xml:space="preserve">02/08/2026 – 05/08/2026  ·  </w:t>
       </w:r>
       <w:r>
         <w:rPr>
@@ -108,31 +94,74 @@
     <w:p>
       <w:pPr>
         <w:spacing w:after="260"/>
+        <w:rPr>
+          <w:lang w:val="es-AR"/>
+        </w:rPr>
       </w:pPr>
-      <w:proofErr w:type="spellStart"/>
       <w:r>
         <w:rPr>
           <w:b/>
           <w:bCs/>
+          <w:lang w:val="es-AR"/>
         </w:rPr>
-        <w:t>Responsables</w:t>
+        <w:t xml:space="preserve">Responsables: </w:t>
       </w:r>
-      <w:proofErr w:type="spellEnd"/>
+      <w:r>
+        <w:rPr>
+          <w:lang w:val="es-AR"/>
+        </w:rPr>
+        <w:t>Jonas, Andrés · Mora, Nicolás</w:t>
+      </w:r>
+    </w:p>
+    <w:p>
+      <w:pPr>
+        <w:pStyle w:val="Ttulo1"/>
+        <w:rPr>
+          <w:b/>
+          <w:bCs/>
+          <w:color w:val="1E2761"/>
+          <w:sz w:val="34"/>
+          <w:szCs w:val="34"/>
+          <w:lang w:val="es-AR"/>
+        </w:rPr>
+      </w:pPr>
       <w:r>
         <w:rPr>
           <w:b/>
           <w:bCs/>
+          <w:color w:val="1E2761"/>
+          <w:sz w:val="34"/>
+          <w:szCs w:val="34"/>
+          <w:lang w:val="es-AR"/>
         </w:rPr>
-        <w:t xml:space="preserve">: </w:t>
+        <w:t>Propósito y Alcance:</w:t>
+      </w:r>
+    </w:p>
+    <w:p>
+      <w:pPr>
+        <w:rPr>
+          <w:lang w:val="es-AR"/>
+        </w:rPr>
+      </w:pPr>
+      <w:r>
+        <w:rPr>
+          <w:lang w:val="es-AR"/>
+        </w:rPr>
+        <w:t>El presente documento formaliza los requerimientos funcionales y no funcionales del prototipo Android de Voluntariado Geolocalizado, validados con Actitud Solidaria. Define las funciones, restricciones y cualidades que orientarán la arquitectura, el modelo de datos, las interfaces y las pruebas del sistema. No describe todavía la implementación técnica ni el esquema definitivo de la base de datos</w:t>
       </w:r>
       <w:r>
-        <w:t xml:space="preserve">Jonas, Andrés · Mora, </w:t>
+        <w:rPr>
+          <w:lang w:val="es-AR"/>
+        </w:rPr>
+        <w:t>.</w:t>
       </w:r>
-      <w:proofErr w:type="spellStart"/>
-      <w:r>
-        <w:t>Nicolás</w:t>
-      </w:r>
-      <w:proofErr w:type="spellEnd"/>
+    </w:p>
+    <w:p>
+      <w:pPr>
+        <w:rPr>
+          <w:lang w:val="es-AR"/>
+        </w:rPr>
+      </w:pPr>
     </w:p>
     <w:tbl>
       <w:tblPr>
@@ -155,12 +184,6 @@
         <w:gridCol w:w="9560"/>
       </w:tblGrid>
       <w:tr>
-        <w:tblPrEx>
-          <w:tblCellMar>
-            <w:top w:w="0" w:type="dxa"/>
-            <w:bottom w:w="0" w:type="dxa"/>
-          </w:tblCellMar>
-        </w:tblPrEx>
         <w:tc>
           <w:tcPr>
             <w:tcW w:w="9560" w:type="dxa"/>
@@ -186,16 +209,7 @@
                 <w:color w:val="2C8C5A"/>
                 <w:lang w:val="es-AR"/>
               </w:rPr>
-              <w:t>✔</w:t>
-            </w:r>
-            <w:r>
-              <w:rPr>
-                <w:b/>
-                <w:bCs/>
-                <w:color w:val="2C8C5A"/>
-                <w:lang w:val="es-AR"/>
-              </w:rPr>
-              <w:t xml:space="preserve"> Registro de validación</w:t>
+              <w:t>✔ Registro de validación</w:t>
             </w:r>
           </w:p>
           <w:p>
@@ -210,25 +224,7 @@
                 <w:szCs w:val="20"/>
                 <w:lang w:val="es-AR"/>
               </w:rPr>
-              <w:t xml:space="preserve">Reunión realizada el 31/07/2026 a las 17:00 </w:t>
-            </w:r>
-            <w:proofErr w:type="spellStart"/>
-            <w:r>
-              <w:rPr>
-                <w:sz w:val="20"/>
-                <w:szCs w:val="20"/>
-                <w:lang w:val="es-AR"/>
-              </w:rPr>
-              <w:t>hs</w:t>
-            </w:r>
-            <w:proofErr w:type="spellEnd"/>
-            <w:r>
-              <w:rPr>
-                <w:sz w:val="20"/>
-                <w:szCs w:val="20"/>
-                <w:lang w:val="es-AR"/>
-              </w:rPr>
-              <w:t xml:space="preserve"> con Actitud Solidaria (actividad 1.1.1). </w:t>
+              <w:t xml:space="preserve">Reunión realizada el 31/07/2026 a las 17:00 h con Actitud Solidaria (actividad 1.1.1). </w:t>
             </w:r>
             <w:r>
               <w:rPr>
@@ -238,17 +234,7 @@
                 <w:szCs w:val="20"/>
                 <w:lang w:val="es-AR"/>
               </w:rPr>
-              <w:t>Resultado: la totalidad de los requerimientos funcionales y no funcio</w:t>
-            </w:r>
-            <w:r>
-              <w:rPr>
-                <w:b/>
-                <w:bCs/>
-                <w:sz w:val="20"/>
-                <w:szCs w:val="20"/>
-                <w:lang w:val="es-AR"/>
-              </w:rPr>
-              <w:t>nales identificados en el informe de integración fueron revisados y aceptados sin modificaciones por la organización participante.</w:t>
+              <w:t>Resultado: la totalidad de los requerimientos funcionales y no funcionales identificados en el informe de integración fueron revisados y aceptados sin modificaciones por la organización participante.</w:t>
             </w:r>
           </w:p>
           <w:p>
@@ -267,18 +253,7 @@
                 <w:szCs w:val="19"/>
                 <w:lang w:val="es-AR"/>
               </w:rPr>
-              <w:t>Esta especificación formaliza y documenta esos requerimientos ya validados, como insumo para el diseño de arquitectura (1.1.4</w:t>
-            </w:r>
-            <w:r>
-              <w:rPr>
-                <w:i/>
-                <w:iCs/>
-                <w:color w:val="6B7280"/>
-                <w:sz w:val="19"/>
-                <w:szCs w:val="19"/>
-                <w:lang w:val="es-AR"/>
-              </w:rPr>
-              <w:t>) y el modelado de datos (1.1.5), y como evidencia para el entregable de Avance 1 (08/09/2026).</w:t>
+              <w:t>Esta especificación formaliza y documenta esos requerimientos ya validados, como insumo para el diseño de arquitectura (1.1.4) y el modelado de datos (1.1.5), y como evidencia para el entregable de Avance 1 (08/09/2026).</w:t>
             </w:r>
           </w:p>
         </w:tc>
@@ -295,7 +270,7 @@
           <w:bCs/>
           <w:color w:val="1E2761"/>
         </w:rPr>
-        <w:t xml:space="preserve">2. </w:t>
+        <w:t>2. A</w:t>
       </w:r>
       <w:proofErr w:type="spellStart"/>
       <w:r>
@@ -304,7 +279,7 @@
           <w:bCs/>
           <w:color w:val="1E2761"/>
         </w:rPr>
-        <w:t>Actores</w:t>
+        <w:t>ctores</w:t>
       </w:r>
       <w:proofErr w:type="spellEnd"/>
       <w:r>
@@ -348,12 +323,6 @@
         <w:gridCol w:w="6960"/>
       </w:tblGrid>
       <w:tr>
-        <w:tblPrEx>
-          <w:tblCellMar>
-            <w:top w:w="0" w:type="dxa"/>
-            <w:bottom w:w="0" w:type="dxa"/>
-          </w:tblCellMar>
-        </w:tblPrEx>
         <w:trPr>
           <w:tblHeader/>
         </w:trPr>
@@ -411,12 +380,6 @@
         </w:tc>
       </w:tr>
       <w:tr>
-        <w:tblPrEx>
-          <w:tblCellMar>
-            <w:top w:w="0" w:type="dxa"/>
-            <w:bottom w:w="0" w:type="dxa"/>
-          </w:tblCellMar>
-        </w:tblPrEx>
         <w:tc>
           <w:tcPr>
             <w:tcW w:w="2600" w:type="dxa"/>
@@ -430,15 +393,37 @@
             <w:vAlign w:val="center"/>
           </w:tcPr>
           <w:p>
+            <w:pPr>
+              <w:rPr>
+                <w:sz w:val="19"/>
+                <w:szCs w:val="19"/>
+              </w:rPr>
+            </w:pPr>
             <w:proofErr w:type="spellStart"/>
             <w:r>
               <w:rPr>
                 <w:sz w:val="19"/>
                 <w:szCs w:val="19"/>
               </w:rPr>
-              <w:t>Voluntario</w:t>
+              <w:t>Usuario</w:t>
             </w:r>
             <w:proofErr w:type="spellEnd"/>
+            <w:r>
+              <w:rPr>
+                <w:sz w:val="19"/>
+                <w:szCs w:val="19"/>
+              </w:rPr>
+              <w:t xml:space="preserve"> no </w:t>
+            </w:r>
+            <w:proofErr w:type="spellStart"/>
+            <w:r>
+              <w:rPr>
+                <w:sz w:val="19"/>
+                <w:szCs w:val="19"/>
+              </w:rPr>
+              <w:t>autenticado</w:t>
+            </w:r>
+            <w:proofErr w:type="spellEnd"/>
           </w:p>
         </w:tc>
         <w:tc>
@@ -456,49 +441,27 @@
           <w:p>
             <w:pPr>
               <w:rPr>
-                <w:lang w:val="es-AR"/>
-              </w:rPr>
-            </w:pPr>
-            <w:r>
-              <w:rPr>
-                <w:sz w:val="19"/>
-                <w:szCs w:val="19"/>
-                <w:lang w:val="es-AR"/>
-              </w:rPr>
-              <w:t>Persona que se registra, busca oportunidades, se inscribe a actividades y/</w:t>
-            </w:r>
-            <w:proofErr w:type="spellStart"/>
-            <w:r>
-              <w:rPr>
-                <w:sz w:val="19"/>
-                <w:szCs w:val="19"/>
-                <w:lang w:val="es-AR"/>
-              </w:rPr>
-              <w:t>o</w:t>
-            </w:r>
-            <w:proofErr w:type="spellEnd"/>
-            <w:r>
-              <w:rPr>
-                <w:sz w:val="19"/>
-                <w:szCs w:val="19"/>
-                <w:lang w:val="es-AR"/>
-              </w:rPr>
-              <w:t xml:space="preserve"> ofrece donaciones materiales.</w:t>
+                <w:sz w:val="19"/>
+                <w:szCs w:val="19"/>
+                <w:lang w:val="es-AR"/>
+              </w:rPr>
+            </w:pPr>
+            <w:r>
+              <w:rPr>
+                <w:sz w:val="19"/>
+                <w:szCs w:val="19"/>
+                <w:lang w:val="es-AR"/>
+              </w:rPr>
+              <w:t>Persona que todavía no posee una sesión activa. Puede registrarse como Voluntario u Organización, iniciar sesión o recuperar su contraseña.</w:t>
             </w:r>
           </w:p>
         </w:tc>
       </w:tr>
       <w:tr>
-        <w:tblPrEx>
-          <w:tblCellMar>
-            <w:top w:w="0" w:type="dxa"/>
-            <w:bottom w:w="0" w:type="dxa"/>
-          </w:tblCellMar>
-        </w:tblPrEx>
         <w:tc>
           <w:tcPr>
             <w:tcW w:w="2600" w:type="dxa"/>
-            <w:shd w:val="clear" w:color="auto" w:fill="F1F3FA"/>
+            <w:shd w:val="clear" w:color="auto" w:fill="FFFFFF"/>
             <w:tcMar>
               <w:top w:w="70" w:type="dxa"/>
               <w:left w:w="100" w:type="dxa"/>
@@ -514,7 +477,7 @@
                 <w:sz w:val="19"/>
                 <w:szCs w:val="19"/>
               </w:rPr>
-              <w:t>Organización</w:t>
+              <w:t>Voluntario</w:t>
             </w:r>
             <w:proofErr w:type="spellEnd"/>
           </w:p>
@@ -522,59 +485,98 @@
         <w:tc>
           <w:tcPr>
             <w:tcW w:w="6960" w:type="dxa"/>
-            <w:shd w:val="clear" w:color="auto" w:fill="F1F3FA"/>
-            <w:tcMar>
-              <w:top w:w="70" w:type="dxa"/>
-              <w:left w:w="100" w:type="dxa"/>
-              <w:bottom w:w="70" w:type="dxa"/>
-              <w:right w:w="100" w:type="dxa"/>
-            </w:tcMar>
-            <w:vAlign w:val="center"/>
-          </w:tcPr>
-          <w:p>
-            <w:pPr>
-              <w:rPr>
-                <w:lang w:val="es-AR"/>
-              </w:rPr>
-            </w:pPr>
-            <w:r>
-              <w:rPr>
-                <w:sz w:val="19"/>
-                <w:szCs w:val="19"/>
-                <w:lang w:val="es-AR"/>
-              </w:rPr>
-              <w:t>Entidad social registrada (con CUIT) que publica oportunidades, gestiona inscripciones y administra el estado de las donaciones recibidas.</w:t>
+            <w:shd w:val="clear" w:color="auto" w:fill="FFFFFF"/>
+            <w:tcMar>
+              <w:top w:w="70" w:type="dxa"/>
+              <w:left w:w="100" w:type="dxa"/>
+              <w:bottom w:w="70" w:type="dxa"/>
+              <w:right w:w="100" w:type="dxa"/>
+            </w:tcMar>
+            <w:vAlign w:val="center"/>
+          </w:tcPr>
+          <w:p>
+            <w:pPr>
+              <w:rPr>
+                <w:lang w:val="es-AR"/>
+              </w:rPr>
+            </w:pPr>
+            <w:r>
+              <w:rPr>
+                <w:sz w:val="19"/>
+                <w:szCs w:val="19"/>
+                <w:lang w:val="es-AR"/>
+              </w:rPr>
+              <w:t>Persona que se registra, busca oportunidades, se inscribe a actividades y/o ofrece donaciones materiales.</w:t>
             </w:r>
           </w:p>
         </w:tc>
       </w:tr>
       <w:tr>
-        <w:tblPrEx>
-          <w:tblCellMar>
-            <w:top w:w="0" w:type="dxa"/>
-            <w:bottom w:w="0" w:type="dxa"/>
-          </w:tblCellMar>
-        </w:tblPrEx>
         <w:tc>
           <w:tcPr>
             <w:tcW w:w="2600" w:type="dxa"/>
-            <w:shd w:val="clear" w:color="auto" w:fill="FFFFFF"/>
-            <w:tcMar>
-              <w:top w:w="70" w:type="dxa"/>
-              <w:left w:w="100" w:type="dxa"/>
-              <w:bottom w:w="70" w:type="dxa"/>
-              <w:right w:w="100" w:type="dxa"/>
-            </w:tcMar>
-            <w:vAlign w:val="center"/>
-          </w:tcPr>
-          <w:p>
-            <w:r>
-              <w:rPr>
-                <w:sz w:val="19"/>
-                <w:szCs w:val="19"/>
-              </w:rPr>
-              <w:t xml:space="preserve">Sistema / </w:t>
-            </w:r>
+            <w:shd w:val="clear" w:color="auto" w:fill="F1F3FA"/>
+            <w:tcMar>
+              <w:top w:w="70" w:type="dxa"/>
+              <w:left w:w="100" w:type="dxa"/>
+              <w:bottom w:w="70" w:type="dxa"/>
+              <w:right w:w="100" w:type="dxa"/>
+            </w:tcMar>
+            <w:vAlign w:val="center"/>
+          </w:tcPr>
+          <w:p>
+            <w:r>
+              <w:rPr>
+                <w:sz w:val="19"/>
+                <w:szCs w:val="19"/>
+              </w:rPr>
+              <w:t>Organización</w:t>
+            </w:r>
+          </w:p>
+        </w:tc>
+        <w:tc>
+          <w:tcPr>
+            <w:tcW w:w="6960" w:type="dxa"/>
+            <w:shd w:val="clear" w:color="auto" w:fill="F1F3FA"/>
+            <w:tcMar>
+              <w:top w:w="70" w:type="dxa"/>
+              <w:left w:w="100" w:type="dxa"/>
+              <w:bottom w:w="70" w:type="dxa"/>
+              <w:right w:w="100" w:type="dxa"/>
+            </w:tcMar>
+            <w:vAlign w:val="center"/>
+          </w:tcPr>
+          <w:p>
+            <w:pPr>
+              <w:rPr>
+                <w:lang w:val="es-AR"/>
+              </w:rPr>
+            </w:pPr>
+            <w:r>
+              <w:rPr>
+                <w:sz w:val="19"/>
+                <w:szCs w:val="19"/>
+                <w:lang w:val="es-AR"/>
+              </w:rPr>
+              <w:t>Entidad social registrada (con CUIT) que publica oportunidades, gestiona inscripciones y administra el estado de las donaciones recibidas.</w:t>
+            </w:r>
+          </w:p>
+        </w:tc>
+      </w:tr>
+      <w:tr>
+        <w:tc>
+          <w:tcPr>
+            <w:tcW w:w="2600" w:type="dxa"/>
+            <w:shd w:val="clear" w:color="auto" w:fill="FFFFFF"/>
+            <w:tcMar>
+              <w:top w:w="70" w:type="dxa"/>
+              <w:left w:w="100" w:type="dxa"/>
+              <w:bottom w:w="70" w:type="dxa"/>
+              <w:right w:w="100" w:type="dxa"/>
+            </w:tcMar>
+            <w:vAlign w:val="center"/>
+          </w:tcPr>
+          <w:p>
             <w:proofErr w:type="spellStart"/>
             <w:r>
               <w:rPr>
@@ -584,49 +586,45 @@
               <w:t>Administrador</w:t>
             </w:r>
             <w:proofErr w:type="spellEnd"/>
-            <w:r>
-              <w:rPr>
-                <w:sz w:val="19"/>
-                <w:szCs w:val="19"/>
-              </w:rPr>
-              <w:t xml:space="preserve"> </w:t>
+          </w:p>
+        </w:tc>
+        <w:tc>
+          <w:tcPr>
+            <w:tcW w:w="6960" w:type="dxa"/>
+            <w:shd w:val="clear" w:color="auto" w:fill="FFFFFF"/>
+            <w:tcMar>
+              <w:top w:w="70" w:type="dxa"/>
+              <w:left w:w="100" w:type="dxa"/>
+              <w:bottom w:w="70" w:type="dxa"/>
+              <w:right w:w="100" w:type="dxa"/>
+            </w:tcMar>
+            <w:vAlign w:val="center"/>
+          </w:tcPr>
+          <w:p>
+            <w:pPr>
+              <w:rPr>
+                <w:lang w:val="es-AR"/>
+              </w:rPr>
+            </w:pPr>
+            <w:r>
+              <w:rPr>
+                <w:lang w:val="es-AR"/>
+              </w:rPr>
+              <w:t xml:space="preserve">Usuario interno autorizado que verifica organizaciones, gestiona el estado de las cuentas y consulta estadísticas globales. Su cuenta se aprovisiona administrativamente y no posee </w:t>
             </w:r>
             <w:proofErr w:type="spellStart"/>
             <w:r>
               <w:rPr>
-                <w:sz w:val="19"/>
-                <w:szCs w:val="19"/>
-              </w:rPr>
-              <w:t>implícito</w:t>
+                <w:lang w:val="es-AR"/>
+              </w:rPr>
+              <w:t>PerfilVoluntario</w:t>
             </w:r>
             <w:proofErr w:type="spellEnd"/>
-          </w:p>
-        </w:tc>
-        <w:tc>
-          <w:tcPr>
-            <w:tcW w:w="6960" w:type="dxa"/>
-            <w:shd w:val="clear" w:color="auto" w:fill="FFFFFF"/>
-            <w:tcMar>
-              <w:top w:w="70" w:type="dxa"/>
-              <w:left w:w="100" w:type="dxa"/>
-              <w:bottom w:w="70" w:type="dxa"/>
-              <w:right w:w="100" w:type="dxa"/>
-            </w:tcMar>
-            <w:vAlign w:val="center"/>
-          </w:tcPr>
-          <w:p>
-            <w:pPr>
-              <w:rPr>
-                <w:lang w:val="es-AR"/>
-              </w:rPr>
-            </w:pPr>
-            <w:r>
-              <w:rPr>
-                <w:sz w:val="19"/>
-                <w:szCs w:val="19"/>
-                <w:lang w:val="es-AR"/>
-              </w:rPr>
-              <w:t>Componente responsable de la autenticación, el cálculo de recomendaciones, el envío de notificaciones y la generación de estadísticas.</w:t>
+            <w:r>
+              <w:rPr>
+                <w:lang w:val="es-AR"/>
+              </w:rPr>
+              <w:t xml:space="preserve"> ni Organización.</w:t>
             </w:r>
           </w:p>
         </w:tc>
@@ -666,18 +664,7 @@
           <w:szCs w:val="19"/>
           <w:lang w:val="es-AR"/>
         </w:rPr>
-        <w:t xml:space="preserve">Prioridad Alta: componente No Negociable del MVP (según el plan de contingencias del </w:t>
-      </w:r>
-      <w:r>
-        <w:rPr>
-          <w:i/>
-          <w:iCs/>
-          <w:color w:val="6B7280"/>
-          <w:sz w:val="19"/>
-          <w:szCs w:val="19"/>
-          <w:lang w:val="es-AR"/>
-        </w:rPr>
-        <w:t>informe de integración). Prioridad Media: funcionalidad de valor agregado, simplificable ante desvíos de cronograma.</w:t>
+        <w:t>Prioridad Alta: componente No Negociable del MVP (según el plan de contingencias del informe de integración). Prioridad Media: funcionalidad de valor agregado, simplificable ante desvíos de cronograma.</w:t>
       </w:r>
     </w:p>
     <w:tbl>
@@ -704,12 +691,6 @@
         <w:gridCol w:w="1200"/>
       </w:tblGrid>
       <w:tr>
-        <w:tblPrEx>
-          <w:tblCellMar>
-            <w:top w:w="0" w:type="dxa"/>
-            <w:bottom w:w="0" w:type="dxa"/>
-          </w:tblCellMar>
-        </w:tblPrEx>
         <w:trPr>
           <w:tblHeader/>
         </w:trPr>
@@ -821,12 +802,6 @@
         </w:tc>
       </w:tr>
       <w:tr>
-        <w:tblPrEx>
-          <w:tblCellMar>
-            <w:top w:w="0" w:type="dxa"/>
-            <w:bottom w:w="0" w:type="dxa"/>
-          </w:tblCellMar>
-        </w:tblPrEx>
         <w:tc>
           <w:tcPr>
             <w:tcW w:w="900" w:type="dxa"/>
@@ -873,7 +848,7 @@
                 <w:szCs w:val="19"/>
                 <w:lang w:val="es-AR"/>
               </w:rPr>
-              <w:t>Registro e inicio de sesión de usuarios (voluntarios y organizaciones)</w:t>
+              <w:t>Registro e inicio de sesión para voluntarios y organizaciones, e inicio de sesión para cuentas administrativas aprovisionadas internamente.</w:t>
             </w:r>
           </w:p>
         </w:tc>
@@ -935,12 +910,6 @@
         </w:tc>
       </w:tr>
       <w:tr>
-        <w:tblPrEx>
-          <w:tblCellMar>
-            <w:top w:w="0" w:type="dxa"/>
-            <w:bottom w:w="0" w:type="dxa"/>
-          </w:tblCellMar>
-        </w:tblPrEx>
         <w:tc>
           <w:tcPr>
             <w:tcW w:w="900" w:type="dxa"/>
@@ -987,7 +956,7 @@
                 <w:szCs w:val="19"/>
                 <w:lang w:val="es-AR"/>
               </w:rPr>
-              <w:t>Gestión de roles diferenciados: voluntario y organización</w:t>
+              <w:t>Gestión de roles diferenciados y autorización para Voluntario, Organización y Administrador.</w:t>
             </w:r>
           </w:p>
         </w:tc>
@@ -1049,12 +1018,6 @@
         </w:tc>
       </w:tr>
       <w:tr>
-        <w:tblPrEx>
-          <w:tblCellMar>
-            <w:top w:w="0" w:type="dxa"/>
-            <w:bottom w:w="0" w:type="dxa"/>
-          </w:tblCellMar>
-        </w:tblPrEx>
         <w:tc>
           <w:tcPr>
             <w:tcW w:w="900" w:type="dxa"/>
@@ -1101,7 +1064,7 @@
                 <w:szCs w:val="19"/>
                 <w:lang w:val="es-AR"/>
               </w:rPr>
-              <w:t>Registro de CUIT de la organización y gestión de estado de verificación (manual o simulada)</w:t>
+              <w:t>Registro del CUIT de la organización y gestión de su estado de verificación por parte del Administrador, mediante un procedimiento manual o simulado para el prototipo.</w:t>
             </w:r>
           </w:p>
         </w:tc>
@@ -1163,12 +1126,6 @@
         </w:tc>
       </w:tr>
       <w:tr>
-        <w:tblPrEx>
-          <w:tblCellMar>
-            <w:top w:w="0" w:type="dxa"/>
-            <w:bottom w:w="0" w:type="dxa"/>
-          </w:tblCellMar>
-        </w:tblPrEx>
         <w:tc>
           <w:tcPr>
             <w:tcW w:w="900" w:type="dxa"/>
@@ -1187,6 +1144,7 @@
                 <w:sz w:val="19"/>
                 <w:szCs w:val="19"/>
               </w:rPr>
+              <w:lastRenderedPageBreak/>
               <w:t>RF-04</w:t>
             </w:r>
           </w:p>
@@ -1270,12 +1228,6 @@
         </w:tc>
       </w:tr>
       <w:tr>
-        <w:tblPrEx>
-          <w:tblCellMar>
-            <w:top w:w="0" w:type="dxa"/>
-            <w:bottom w:w="0" w:type="dxa"/>
-          </w:tblCellMar>
-        </w:tblPrEx>
         <w:tc>
           <w:tcPr>
             <w:tcW w:w="900" w:type="dxa"/>
@@ -1377,12 +1329,6 @@
         </w:tc>
       </w:tr>
       <w:tr>
-        <w:tblPrEx>
-          <w:tblCellMar>
-            <w:top w:w="0" w:type="dxa"/>
-            <w:bottom w:w="0" w:type="dxa"/>
-          </w:tblCellMar>
-        </w:tblPrEx>
         <w:tc>
           <w:tcPr>
             <w:tcW w:w="900" w:type="dxa"/>
@@ -1484,12 +1430,6 @@
         </w:tc>
       </w:tr>
       <w:tr>
-        <w:tblPrEx>
-          <w:tblCellMar>
-            <w:top w:w="0" w:type="dxa"/>
-            <w:bottom w:w="0" w:type="dxa"/>
-          </w:tblCellMar>
-        </w:tblPrEx>
         <w:tc>
           <w:tcPr>
             <w:tcW w:w="900" w:type="dxa"/>
@@ -1591,12 +1531,6 @@
         </w:tc>
       </w:tr>
       <w:tr>
-        <w:tblPrEx>
-          <w:tblCellMar>
-            <w:top w:w="0" w:type="dxa"/>
-            <w:bottom w:w="0" w:type="dxa"/>
-          </w:tblCellMar>
-        </w:tblPrEx>
         <w:tc>
           <w:tcPr>
             <w:tcW w:w="900" w:type="dxa"/>
@@ -1698,12 +1632,6 @@
         </w:tc>
       </w:tr>
       <w:tr>
-        <w:tblPrEx>
-          <w:tblCellMar>
-            <w:top w:w="0" w:type="dxa"/>
-            <w:bottom w:w="0" w:type="dxa"/>
-          </w:tblCellMar>
-        </w:tblPrEx>
         <w:tc>
           <w:tcPr>
             <w:tcW w:w="900" w:type="dxa"/>
@@ -1805,12 +1733,6 @@
         </w:tc>
       </w:tr>
       <w:tr>
-        <w:tblPrEx>
-          <w:tblCellMar>
-            <w:top w:w="0" w:type="dxa"/>
-            <w:bottom w:w="0" w:type="dxa"/>
-          </w:tblCellMar>
-        </w:tblPrEx>
         <w:tc>
           <w:tcPr>
             <w:tcW w:w="900" w:type="dxa"/>
@@ -1829,7 +1751,6 @@
                 <w:sz w:val="19"/>
                 <w:szCs w:val="19"/>
               </w:rPr>
-              <w:lastRenderedPageBreak/>
               <w:t>RF-10</w:t>
             </w:r>
           </w:p>
@@ -1913,12 +1834,6 @@
         </w:tc>
       </w:tr>
       <w:tr>
-        <w:tblPrEx>
-          <w:tblCellMar>
-            <w:top w:w="0" w:type="dxa"/>
-            <w:bottom w:w="0" w:type="dxa"/>
-          </w:tblCellMar>
-        </w:tblPrEx>
         <w:tc>
           <w:tcPr>
             <w:tcW w:w="900" w:type="dxa"/>
@@ -2020,12 +1935,6 @@
         </w:tc>
       </w:tr>
       <w:tr>
-        <w:tblPrEx>
-          <w:tblCellMar>
-            <w:top w:w="0" w:type="dxa"/>
-            <w:bottom w:w="0" w:type="dxa"/>
-          </w:tblCellMar>
-        </w:tblPrEx>
         <w:tc>
           <w:tcPr>
             <w:tcW w:w="900" w:type="dxa"/>
@@ -2127,12 +2036,6 @@
         </w:tc>
       </w:tr>
       <w:tr>
-        <w:tblPrEx>
-          <w:tblCellMar>
-            <w:top w:w="0" w:type="dxa"/>
-            <w:bottom w:w="0" w:type="dxa"/>
-          </w:tblCellMar>
-        </w:tblPrEx>
         <w:tc>
           <w:tcPr>
             <w:tcW w:w="900" w:type="dxa"/>
@@ -2234,12 +2137,6 @@
         </w:tc>
       </w:tr>
       <w:tr>
-        <w:tblPrEx>
-          <w:tblCellMar>
-            <w:top w:w="0" w:type="dxa"/>
-            <w:bottom w:w="0" w:type="dxa"/>
-          </w:tblCellMar>
-        </w:tblPrEx>
         <w:tc>
           <w:tcPr>
             <w:tcW w:w="900" w:type="dxa"/>
@@ -2341,12 +2238,6 @@
         </w:tc>
       </w:tr>
       <w:tr>
-        <w:tblPrEx>
-          <w:tblCellMar>
-            <w:top w:w="0" w:type="dxa"/>
-            <w:bottom w:w="0" w:type="dxa"/>
-          </w:tblCellMar>
-        </w:tblPrEx>
         <w:tc>
           <w:tcPr>
             <w:tcW w:w="900" w:type="dxa"/>
@@ -2448,12 +2339,6 @@
         </w:tc>
       </w:tr>
       <w:tr>
-        <w:tblPrEx>
-          <w:tblCellMar>
-            <w:top w:w="0" w:type="dxa"/>
-            <w:bottom w:w="0" w:type="dxa"/>
-          </w:tblCellMar>
-        </w:tblPrEx>
         <w:tc>
           <w:tcPr>
             <w:tcW w:w="900" w:type="dxa"/>
@@ -2517,15 +2402,20 @@
             <w:vAlign w:val="center"/>
           </w:tcPr>
           <w:p>
-            <w:proofErr w:type="spellStart"/>
-            <w:r>
-              <w:rPr>
-                <w:sz w:val="19"/>
-                <w:szCs w:val="19"/>
-              </w:rPr>
-              <w:t>Oportunidades</w:t>
-            </w:r>
-            <w:proofErr w:type="spellEnd"/>
+            <w:r>
+              <w:rPr>
+                <w:sz w:val="19"/>
+                <w:szCs w:val="19"/>
+              </w:rPr>
+              <w:t>O</w:t>
+            </w:r>
+            <w:r>
+              <w:rPr>
+                <w:sz w:val="19"/>
+                <w:szCs w:val="19"/>
+              </w:rPr>
+              <w:t>rganizaciones</w:t>
+            </w:r>
             <w:r>
               <w:rPr>
                 <w:sz w:val="19"/>
@@ -2566,6 +2456,126 @@
                 <w:szCs w:val="19"/>
               </w:rPr>
               <w:t>Media</w:t>
+            </w:r>
+          </w:p>
+        </w:tc>
+      </w:tr>
+      <w:tr>
+        <w:tc>
+          <w:tcPr>
+            <w:tcW w:w="900" w:type="dxa"/>
+            <w:tcMar>
+              <w:top w:w="70" w:type="dxa"/>
+              <w:left w:w="100" w:type="dxa"/>
+              <w:bottom w:w="70" w:type="dxa"/>
+              <w:right w:w="100" w:type="dxa"/>
+            </w:tcMar>
+            <w:vAlign w:val="center"/>
+          </w:tcPr>
+          <w:p>
+            <w:pPr>
+              <w:rPr>
+                <w:sz w:val="19"/>
+                <w:szCs w:val="19"/>
+              </w:rPr>
+            </w:pPr>
+            <w:r>
+              <w:rPr>
+                <w:sz w:val="19"/>
+                <w:szCs w:val="19"/>
+              </w:rPr>
+              <w:t>RF-17</w:t>
+            </w:r>
+          </w:p>
+        </w:tc>
+        <w:tc>
+          <w:tcPr>
+            <w:tcW w:w="5300" w:type="dxa"/>
+            <w:tcMar>
+              <w:top w:w="70" w:type="dxa"/>
+              <w:left w:w="100" w:type="dxa"/>
+              <w:bottom w:w="70" w:type="dxa"/>
+              <w:right w:w="100" w:type="dxa"/>
+            </w:tcMar>
+            <w:vAlign w:val="center"/>
+          </w:tcPr>
+          <w:p>
+            <w:pPr>
+              <w:rPr>
+                <w:sz w:val="19"/>
+                <w:szCs w:val="19"/>
+                <w:lang w:val="es-AR"/>
+              </w:rPr>
+            </w:pPr>
+            <w:r>
+              <w:rPr>
+                <w:sz w:val="19"/>
+                <w:szCs w:val="19"/>
+                <w:lang w:val="es-AR"/>
+              </w:rPr>
+              <w:t>Administración de usuarios y organizaciones: verificar o rechazar organizaciones y bloquear, deshabilitar o rehabilitar cuentas cuando corresponda</w:t>
+            </w:r>
+          </w:p>
+        </w:tc>
+        <w:tc>
+          <w:tcPr>
+            <w:tcW w:w="2160" w:type="dxa"/>
+            <w:tcMar>
+              <w:top w:w="70" w:type="dxa"/>
+              <w:left w:w="100" w:type="dxa"/>
+              <w:bottom w:w="70" w:type="dxa"/>
+              <w:right w:w="100" w:type="dxa"/>
+            </w:tcMar>
+            <w:vAlign w:val="center"/>
+          </w:tcPr>
+          <w:p>
+            <w:pPr>
+              <w:rPr>
+                <w:sz w:val="19"/>
+                <w:szCs w:val="19"/>
+              </w:rPr>
+            </w:pPr>
+            <w:proofErr w:type="spellStart"/>
+            <w:r>
+              <w:rPr>
+                <w:sz w:val="19"/>
+                <w:szCs w:val="19"/>
+              </w:rPr>
+              <w:t>Administracion</w:t>
+            </w:r>
+            <w:proofErr w:type="spellEnd"/>
+          </w:p>
+        </w:tc>
+        <w:tc>
+          <w:tcPr>
+            <w:tcW w:w="1200" w:type="dxa"/>
+            <w:tcMar>
+              <w:top w:w="70" w:type="dxa"/>
+              <w:left w:w="100" w:type="dxa"/>
+              <w:bottom w:w="70" w:type="dxa"/>
+              <w:right w:w="100" w:type="dxa"/>
+            </w:tcMar>
+            <w:vAlign w:val="center"/>
+          </w:tcPr>
+          <w:p>
+            <w:pPr>
+              <w:rPr>
+                <w:b/>
+                <w:bCs/>
+                <w:color w:val="D98E2B"/>
+                <w:sz w:val="19"/>
+                <w:szCs w:val="19"/>
+              </w:rPr>
+            </w:pPr>
+            <w:r>
+              <w:rPr>
+                <w:b/>
+                <w:bCs/>
+                <w:color w:val="C0392B"/>
+                <w:sz w:val="19"/>
+                <w:szCs w:val="19"/>
+              </w:rPr>
+              <w:t>Alta</w:t>
             </w:r>
           </w:p>
         </w:tc>
@@ -2644,12 +2654,6 @@
         <w:gridCol w:w="1900"/>
       </w:tblGrid>
       <w:tr>
-        <w:tblPrEx>
-          <w:tblCellMar>
-            <w:top w:w="0" w:type="dxa"/>
-            <w:bottom w:w="0" w:type="dxa"/>
-          </w:tblCellMar>
-        </w:tblPrEx>
         <w:trPr>
           <w:tblHeader/>
         </w:trPr>
@@ -2734,12 +2738,6 @@
         </w:tc>
       </w:tr>
       <w:tr>
-        <w:tblPrEx>
-          <w:tblCellMar>
-            <w:top w:w="0" w:type="dxa"/>
-            <w:bottom w:w="0" w:type="dxa"/>
-          </w:tblCellMar>
-        </w:tblPrEx>
         <w:tc>
           <w:tcPr>
             <w:tcW w:w="1000" w:type="dxa"/>
@@ -2786,25 +2784,7 @@
                 <w:szCs w:val="19"/>
                 <w:lang w:val="es-AR"/>
               </w:rPr>
-              <w:t>Accesible desde dispositivos móviles (</w:t>
-            </w:r>
-            <w:proofErr w:type="spellStart"/>
-            <w:r>
-              <w:rPr>
-                <w:sz w:val="19"/>
-                <w:szCs w:val="19"/>
-                <w:lang w:val="es-AR"/>
-              </w:rPr>
-              <w:t>smartphones</w:t>
-            </w:r>
-            <w:proofErr w:type="spellEnd"/>
-            <w:r>
-              <w:rPr>
-                <w:sz w:val="19"/>
-                <w:szCs w:val="19"/>
-                <w:lang w:val="es-AR"/>
-              </w:rPr>
-              <w:t>)</w:t>
+              <w:t>Accesible desde dispositivos móviles (smartphones)</w:t>
             </w:r>
           </w:p>
         </w:tc>
@@ -2834,12 +2814,6 @@
         </w:tc>
       </w:tr>
       <w:tr>
-        <w:tblPrEx>
-          <w:tblCellMar>
-            <w:top w:w="0" w:type="dxa"/>
-            <w:bottom w:w="0" w:type="dxa"/>
-          </w:tblCellMar>
-        </w:tblPrEx>
         <w:tc>
           <w:tcPr>
             <w:tcW w:w="1000" w:type="dxa"/>
@@ -2916,12 +2890,6 @@
         </w:tc>
       </w:tr>
       <w:tr>
-        <w:tblPrEx>
-          <w:tblCellMar>
-            <w:top w:w="0" w:type="dxa"/>
-            <w:bottom w:w="0" w:type="dxa"/>
-          </w:tblCellMar>
-        </w:tblPrEx>
         <w:tc>
           <w:tcPr>
             <w:tcW w:w="1000" w:type="dxa"/>
@@ -2998,12 +2966,6 @@
         </w:tc>
       </w:tr>
       <w:tr>
-        <w:tblPrEx>
-          <w:tblCellMar>
-            <w:top w:w="0" w:type="dxa"/>
-            <w:bottom w:w="0" w:type="dxa"/>
-          </w:tblCellMar>
-        </w:tblPrEx>
         <w:tc>
           <w:tcPr>
             <w:tcW w:w="1000" w:type="dxa"/>
@@ -3080,12 +3042,6 @@
         </w:tc>
       </w:tr>
       <w:tr>
-        <w:tblPrEx>
-          <w:tblCellMar>
-            <w:top w:w="0" w:type="dxa"/>
-            <w:bottom w:w="0" w:type="dxa"/>
-          </w:tblCellMar>
-        </w:tblPrEx>
         <w:tc>
           <w:tcPr>
             <w:tcW w:w="1000" w:type="dxa"/>
@@ -3162,12 +3118,6 @@
         </w:tc>
       </w:tr>
       <w:tr>
-        <w:tblPrEx>
-          <w:tblCellMar>
-            <w:top w:w="0" w:type="dxa"/>
-            <w:bottom w:w="0" w:type="dxa"/>
-          </w:tblCellMar>
-        </w:tblPrEx>
         <w:tc>
           <w:tcPr>
             <w:tcW w:w="1000" w:type="dxa"/>
@@ -3214,7 +3164,7 @@
                 <w:szCs w:val="19"/>
                 <w:lang w:val="es-AR"/>
               </w:rPr>
-              <w:t>Autenticación y autorización basadas en roles (voluntario / organización)</w:t>
+              <w:t>Autenticación y autorización basadas en los roles Voluntario, Organización y Administrador, aplicando el principio de mínimo privilegio.</w:t>
             </w:r>
           </w:p>
         </w:tc>
@@ -3244,12 +3194,6 @@
         </w:tc>
       </w:tr>
       <w:tr>
-        <w:tblPrEx>
-          <w:tblCellMar>
-            <w:top w:w="0" w:type="dxa"/>
-            <w:bottom w:w="0" w:type="dxa"/>
-          </w:tblCellMar>
-        </w:tblPrEx>
         <w:tc>
           <w:tcPr>
             <w:tcW w:w="1000" w:type="dxa"/>
@@ -3296,25 +3240,7 @@
                 <w:szCs w:val="19"/>
                 <w:lang w:val="es-AR"/>
               </w:rPr>
-              <w:t xml:space="preserve">Sesiones gestionadas mediante </w:t>
-            </w:r>
-            <w:proofErr w:type="spellStart"/>
-            <w:r>
-              <w:rPr>
-                <w:sz w:val="19"/>
-                <w:szCs w:val="19"/>
-                <w:lang w:val="es-AR"/>
-              </w:rPr>
-              <w:t>tokens</w:t>
-            </w:r>
-            <w:proofErr w:type="spellEnd"/>
-            <w:r>
-              <w:rPr>
-                <w:sz w:val="19"/>
-                <w:szCs w:val="19"/>
-                <w:lang w:val="es-AR"/>
-              </w:rPr>
-              <w:t xml:space="preserve"> de autenticación (JWT)</w:t>
+              <w:t>Sesiones gestionadas mediante tokens de autenticación (JWT)</w:t>
             </w:r>
           </w:p>
         </w:tc>
@@ -3344,12 +3270,6 @@
         </w:tc>
       </w:tr>
       <w:tr>
-        <w:tblPrEx>
-          <w:tblCellMar>
-            <w:top w:w="0" w:type="dxa"/>
-            <w:bottom w:w="0" w:type="dxa"/>
-          </w:tblCellMar>
-        </w:tblPrEx>
         <w:tc>
           <w:tcPr>
             <w:tcW w:w="1000" w:type="dxa"/>
@@ -3396,7 +3316,23 @@
                 <w:szCs w:val="19"/>
                 <w:lang w:val="es-AR"/>
               </w:rPr>
-              <w:t>Almacenamiento de información sensible aplicando criterios básicos de seguridad</w:t>
+              <w:t>Las contraseñas deben almacenarse mediante hash y l</w:t>
+            </w:r>
+            <w:r>
+              <w:rPr>
+                <w:sz w:val="19"/>
+                <w:szCs w:val="19"/>
+                <w:lang w:val="es-AR"/>
+              </w:rPr>
+              <w:t>a información</w:t>
+            </w:r>
+            <w:r>
+              <w:rPr>
+                <w:sz w:val="19"/>
+                <w:szCs w:val="19"/>
+                <w:lang w:val="es-AR"/>
+              </w:rPr>
+              <w:t xml:space="preserve"> o configuraciones sensibles no deben incluirse en el código fuente ni registrarse en texto legible.</w:t>
             </w:r>
           </w:p>
         </w:tc>
@@ -3426,12 +3362,6 @@
         </w:tc>
       </w:tr>
       <w:tr>
-        <w:tblPrEx>
-          <w:tblCellMar>
-            <w:top w:w="0" w:type="dxa"/>
-            <w:bottom w:w="0" w:type="dxa"/>
-          </w:tblCellMar>
-        </w:tblPrEx>
         <w:tc>
           <w:tcPr>
             <w:tcW w:w="1000" w:type="dxa"/>
@@ -3450,6 +3380,7 @@
                 <w:sz w:val="19"/>
                 <w:szCs w:val="19"/>
               </w:rPr>
+              <w:lastRenderedPageBreak/>
               <w:t>RNF-09</w:t>
             </w:r>
           </w:p>
@@ -3524,12 +3455,6 @@
         </w:tc>
       </w:tr>
       <w:tr>
-        <w:tblPrEx>
-          <w:tblCellMar>
-            <w:top w:w="0" w:type="dxa"/>
-            <w:bottom w:w="0" w:type="dxa"/>
-          </w:tblCellMar>
-        </w:tblPrEx>
         <w:tc>
           <w:tcPr>
             <w:tcW w:w="1000" w:type="dxa"/>
@@ -3576,25 +3501,7 @@
                 <w:szCs w:val="19"/>
                 <w:lang w:val="es-AR"/>
               </w:rPr>
-              <w:t xml:space="preserve">Mensajes de error y confirmación claros en operaciones críticas (registro, </w:t>
-            </w:r>
-            <w:proofErr w:type="spellStart"/>
-            <w:r>
-              <w:rPr>
-                <w:sz w:val="19"/>
-                <w:szCs w:val="19"/>
-                <w:lang w:val="es-AR"/>
-              </w:rPr>
-              <w:t>login</w:t>
-            </w:r>
-            <w:proofErr w:type="spellEnd"/>
-            <w:r>
-              <w:rPr>
-                <w:sz w:val="19"/>
-                <w:szCs w:val="19"/>
-                <w:lang w:val="es-AR"/>
-              </w:rPr>
-              <w:t>, publicación, inscripción)</w:t>
+              <w:t>Mensajes de error y confirmación claros en operaciones críticas (registro, login, publicación, inscripción)</w:t>
             </w:r>
           </w:p>
         </w:tc>
@@ -3624,12 +3531,6 @@
         </w:tc>
       </w:tr>
       <w:tr>
-        <w:tblPrEx>
-          <w:tblCellMar>
-            <w:top w:w="0" w:type="dxa"/>
-            <w:bottom w:w="0" w:type="dxa"/>
-          </w:tblCellMar>
-        </w:tblPrEx>
         <w:tc>
           <w:tcPr>
             <w:tcW w:w="1000" w:type="dxa"/>
@@ -3700,6 +3601,113 @@
                 <w:szCs w:val="19"/>
               </w:rPr>
               <w:t>Rendimiento</w:t>
+            </w:r>
+            <w:proofErr w:type="spellEnd"/>
+          </w:p>
+        </w:tc>
+      </w:tr>
+      <w:tr>
+        <w:tc>
+          <w:tcPr>
+            <w:tcW w:w="1000" w:type="dxa"/>
+            <w:shd w:val="clear" w:color="auto" w:fill="FFFFFF"/>
+            <w:tcMar>
+              <w:top w:w="70" w:type="dxa"/>
+              <w:left w:w="100" w:type="dxa"/>
+              <w:bottom w:w="70" w:type="dxa"/>
+              <w:right w:w="100" w:type="dxa"/>
+            </w:tcMar>
+            <w:vAlign w:val="center"/>
+          </w:tcPr>
+          <w:p>
+            <w:pPr>
+              <w:rPr>
+                <w:sz w:val="19"/>
+                <w:szCs w:val="19"/>
+              </w:rPr>
+            </w:pPr>
+            <w:r>
+              <w:rPr>
+                <w:sz w:val="19"/>
+                <w:szCs w:val="19"/>
+              </w:rPr>
+              <w:t>RNF-12</w:t>
+            </w:r>
+          </w:p>
+        </w:tc>
+        <w:tc>
+          <w:tcPr>
+            <w:tcW w:w="6660" w:type="dxa"/>
+            <w:shd w:val="clear" w:color="auto" w:fill="FFFFFF"/>
+            <w:tcMar>
+              <w:top w:w="70" w:type="dxa"/>
+              <w:left w:w="100" w:type="dxa"/>
+              <w:bottom w:w="70" w:type="dxa"/>
+              <w:right w:w="100" w:type="dxa"/>
+            </w:tcMar>
+            <w:vAlign w:val="center"/>
+          </w:tcPr>
+          <w:p>
+            <w:pPr>
+              <w:rPr>
+                <w:sz w:val="19"/>
+                <w:szCs w:val="19"/>
+                <w:lang w:val="es-AR"/>
+              </w:rPr>
+            </w:pPr>
+            <w:r>
+              <w:rPr>
+                <w:sz w:val="19"/>
+                <w:szCs w:val="19"/>
+                <w:lang w:val="es-AR"/>
+              </w:rPr>
+              <w:t>Las operaciones críticas de inscripciones, control de cupos, donaciones e historial de estados deben ejecutarse mediante transacciones ACID, evitando actualizaciones parciales o inconsistentes.</w:t>
+            </w:r>
+          </w:p>
+        </w:tc>
+        <w:tc>
+          <w:tcPr>
+            <w:tcW w:w="1900" w:type="dxa"/>
+            <w:shd w:val="clear" w:color="auto" w:fill="FFFFFF"/>
+            <w:tcMar>
+              <w:top w:w="70" w:type="dxa"/>
+              <w:left w:w="100" w:type="dxa"/>
+              <w:bottom w:w="70" w:type="dxa"/>
+              <w:right w:w="100" w:type="dxa"/>
+            </w:tcMar>
+            <w:vAlign w:val="center"/>
+          </w:tcPr>
+          <w:p>
+            <w:pPr>
+              <w:rPr>
+                <w:sz w:val="19"/>
+                <w:szCs w:val="19"/>
+                <w:lang w:val="es-AR"/>
+              </w:rPr>
+            </w:pPr>
+            <w:proofErr w:type="spellStart"/>
+            <w:r>
+              <w:rPr>
+                <w:sz w:val="19"/>
+                <w:szCs w:val="19"/>
+              </w:rPr>
+              <w:t>Integridad</w:t>
+            </w:r>
+            <w:proofErr w:type="spellEnd"/>
+            <w:r>
+              <w:rPr>
+                <w:sz w:val="19"/>
+                <w:szCs w:val="19"/>
+              </w:rPr>
+              <w:t xml:space="preserve"> y </w:t>
+            </w:r>
+            <w:proofErr w:type="spellStart"/>
+            <w:r>
+              <w:rPr>
+                <w:sz w:val="19"/>
+                <w:szCs w:val="19"/>
+              </w:rPr>
+              <w:t>fiabilidad</w:t>
             </w:r>
             <w:proofErr w:type="spellEnd"/>
           </w:p>
@@ -3710,97 +3718,19 @@
       <w:pPr>
         <w:pStyle w:val="Ttulo1"/>
         <w:spacing w:before="300" w:after="140"/>
+        <w:rPr>
+          <w:lang w:val="es-AR"/>
+        </w:rPr>
       </w:pPr>
       <w:r>
         <w:rPr>
           <w:b/>
           <w:bCs/>
           <w:color w:val="1E2761"/>
+          <w:lang w:val="es-AR"/>
         </w:rPr>
-        <w:t xml:space="preserve">5. </w:t>
+        <w:t>5. Trazabilidad: requerimientos funcionales → objetivos específicos</w:t>
       </w:r>
-      <w:proofErr w:type="spellStart"/>
-      <w:r>
-        <w:rPr>
-          <w:b/>
-          <w:bCs/>
-          <w:color w:val="1E2761"/>
-        </w:rPr>
-        <w:t>Trazabilidad</w:t>
-      </w:r>
-      <w:proofErr w:type="spellEnd"/>
-      <w:r>
-        <w:rPr>
-          <w:b/>
-          <w:bCs/>
-          <w:color w:val="1E2761"/>
-        </w:rPr>
-        <w:t xml:space="preserve">: </w:t>
-      </w:r>
-      <w:proofErr w:type="spellStart"/>
-      <w:r>
-        <w:rPr>
-          <w:b/>
-          <w:bCs/>
-          <w:color w:val="1E2761"/>
-        </w:rPr>
-        <w:t>requerimientos</w:t>
-      </w:r>
-      <w:proofErr w:type="spellEnd"/>
-      <w:r>
-        <w:rPr>
-          <w:b/>
-          <w:bCs/>
-          <w:color w:val="1E2761"/>
-        </w:rPr>
-        <w:t xml:space="preserve"> </w:t>
-      </w:r>
-      <w:proofErr w:type="spellStart"/>
-      <w:r>
-        <w:rPr>
-          <w:b/>
-          <w:bCs/>
-          <w:color w:val="1E2761"/>
-        </w:rPr>
-        <w:t>funcionales</w:t>
-      </w:r>
-      <w:proofErr w:type="spellEnd"/>
-      <w:r>
-        <w:rPr>
-          <w:b/>
-          <w:bCs/>
-          <w:color w:val="1E2761"/>
-        </w:rPr>
-        <w:t xml:space="preserve"> → </w:t>
-      </w:r>
-      <w:proofErr w:type="spellStart"/>
-      <w:r>
-        <w:rPr>
-          <w:b/>
-          <w:bCs/>
-          <w:color w:val="1E2761"/>
-        </w:rPr>
-        <w:t>objetivos</w:t>
-      </w:r>
-      <w:proofErr w:type="spellEnd"/>
-      <w:r>
-        <w:rPr>
-          <w:b/>
-          <w:bCs/>
-          <w:color w:val="1E2761"/>
-        </w:rPr>
-        <w:t xml:space="preserve"> </w:t>
-      </w:r>
-      <w:proofErr w:type="spellStart"/>
-      <w:r>
-        <w:rPr>
-          <w:b/>
-          <w:bCs/>
-          <w:color w:val="1E2761"/>
-        </w:rPr>
-        <w:t>específicos</w:t>
-      </w:r>
-      <w:proofErr w:type="spellEnd"/>
     </w:p>
     <w:p>
       <w:pPr>
@@ -3818,18 +3748,7 @@
           <w:szCs w:val="19"/>
           <w:lang w:val="es-AR"/>
         </w:rPr>
-        <w:t>Cada requerimiento funcional se vincula con al menos un objetivo específico del proyecto (sección 3.2 del informe de integración), asegurando que ningún requerimiento quede sin propósito n</w:t>
-      </w:r>
-      <w:r>
-        <w:rPr>
-          <w:i/>
-          <w:iCs/>
-          <w:color w:val="6B7280"/>
-          <w:sz w:val="19"/>
-          <w:szCs w:val="19"/>
-          <w:lang w:val="es-AR"/>
-        </w:rPr>
-        <w:t>i objetivo sin cobertura.</w:t>
+        <w:t>Cada requerimiento funcional se vincula con al menos un objetivo específico del proyecto (sección 3.2 del informe de integración), asegurando que ningún requerimiento quede sin propósito ni objetivo sin cobertura.</w:t>
       </w:r>
     </w:p>
     <w:tbl>
@@ -3854,12 +3773,6 @@
         <w:gridCol w:w="8660"/>
       </w:tblGrid>
       <w:tr>
-        <w:tblPrEx>
-          <w:tblCellMar>
-            <w:top w:w="0" w:type="dxa"/>
-            <w:bottom w:w="0" w:type="dxa"/>
-          </w:tblCellMar>
-        </w:tblPrEx>
         <w:trPr>
           <w:tblHeader/>
         </w:trPr>
@@ -3961,12 +3874,6 @@
         </w:tc>
       </w:tr>
       <w:tr>
-        <w:tblPrEx>
-          <w:tblCellMar>
-            <w:top w:w="0" w:type="dxa"/>
-            <w:bottom w:w="0" w:type="dxa"/>
-          </w:tblCellMar>
-        </w:tblPrEx>
         <w:tc>
           <w:tcPr>
             <w:tcW w:w="900" w:type="dxa"/>
@@ -4019,12 +3926,6 @@
         </w:tc>
       </w:tr>
       <w:tr>
-        <w:tblPrEx>
-          <w:tblCellMar>
-            <w:top w:w="0" w:type="dxa"/>
-            <w:bottom w:w="0" w:type="dxa"/>
-          </w:tblCellMar>
-        </w:tblPrEx>
         <w:tc>
           <w:tcPr>
             <w:tcW w:w="900" w:type="dxa"/>
@@ -4071,18 +3972,12 @@
                 <w:szCs w:val="19"/>
                 <w:lang w:val="es-AR"/>
               </w:rPr>
-              <w:t>Diseñar arquitectura del sistema que soporte gestión de usuarios, organizaciones y actividades</w:t>
+              <w:t>Diseñar una arquitectura que soporte la gestión diferenciada de voluntarios, organizaciones y administradores.</w:t>
             </w:r>
           </w:p>
         </w:tc>
       </w:tr>
       <w:tr>
-        <w:tblPrEx>
-          <w:tblCellMar>
-            <w:top w:w="0" w:type="dxa"/>
-            <w:bottom w:w="0" w:type="dxa"/>
-          </w:tblCellMar>
-        </w:tblPrEx>
         <w:tc>
           <w:tcPr>
             <w:tcW w:w="900" w:type="dxa"/>
@@ -4129,18 +4024,12 @@
                 <w:szCs w:val="19"/>
                 <w:lang w:val="es-AR"/>
               </w:rPr>
-              <w:t>Desarrollar sistema de registro de CUIT y gestión de estados de verificación</w:t>
+              <w:t>Desarrollar el registro de CUIT y la verificación administrativa de organizaciones.</w:t>
             </w:r>
           </w:p>
         </w:tc>
       </w:tr>
       <w:tr>
-        <w:tblPrEx>
-          <w:tblCellMar>
-            <w:top w:w="0" w:type="dxa"/>
-            <w:bottom w:w="0" w:type="dxa"/>
-          </w:tblCellMar>
-        </w:tblPrEx>
         <w:tc>
           <w:tcPr>
             <w:tcW w:w="900" w:type="dxa"/>
@@ -4193,12 +4082,6 @@
         </w:tc>
       </w:tr>
       <w:tr>
-        <w:tblPrEx>
-          <w:tblCellMar>
-            <w:top w:w="0" w:type="dxa"/>
-            <w:bottom w:w="0" w:type="dxa"/>
-          </w:tblCellMar>
-        </w:tblPrEx>
         <w:tc>
           <w:tcPr>
             <w:tcW w:w="900" w:type="dxa"/>
@@ -4217,7 +4100,6 @@
                 <w:sz w:val="19"/>
                 <w:szCs w:val="19"/>
               </w:rPr>
-              <w:lastRenderedPageBreak/>
               <w:t>RF-05</w:t>
             </w:r>
           </w:p>
@@ -4252,12 +4134,6 @@
         </w:tc>
       </w:tr>
       <w:tr>
-        <w:tblPrEx>
-          <w:tblCellMar>
-            <w:top w:w="0" w:type="dxa"/>
-            <w:bottom w:w="0" w:type="dxa"/>
-          </w:tblCellMar>
-        </w:tblPrEx>
         <w:tc>
           <w:tcPr>
             <w:tcW w:w="900" w:type="dxa"/>
@@ -4310,12 +4186,6 @@
         </w:tc>
       </w:tr>
       <w:tr>
-        <w:tblPrEx>
-          <w:tblCellMar>
-            <w:top w:w="0" w:type="dxa"/>
-            <w:bottom w:w="0" w:type="dxa"/>
-          </w:tblCellMar>
-        </w:tblPrEx>
         <w:tc>
           <w:tcPr>
             <w:tcW w:w="900" w:type="dxa"/>
@@ -4368,12 +4238,6 @@
         </w:tc>
       </w:tr>
       <w:tr>
-        <w:tblPrEx>
-          <w:tblCellMar>
-            <w:top w:w="0" w:type="dxa"/>
-            <w:bottom w:w="0" w:type="dxa"/>
-          </w:tblCellMar>
-        </w:tblPrEx>
         <w:tc>
           <w:tcPr>
             <w:tcW w:w="900" w:type="dxa"/>
@@ -4426,12 +4290,6 @@
         </w:tc>
       </w:tr>
       <w:tr>
-        <w:tblPrEx>
-          <w:tblCellMar>
-            <w:top w:w="0" w:type="dxa"/>
-            <w:bottom w:w="0" w:type="dxa"/>
-          </w:tblCellMar>
-        </w:tblPrEx>
         <w:tc>
           <w:tcPr>
             <w:tcW w:w="900" w:type="dxa"/>
@@ -4484,12 +4342,6 @@
         </w:tc>
       </w:tr>
       <w:tr>
-        <w:tblPrEx>
-          <w:tblCellMar>
-            <w:top w:w="0" w:type="dxa"/>
-            <w:bottom w:w="0" w:type="dxa"/>
-          </w:tblCellMar>
-        </w:tblPrEx>
         <w:tc>
           <w:tcPr>
             <w:tcW w:w="900" w:type="dxa"/>
@@ -4542,12 +4394,6 @@
         </w:tc>
       </w:tr>
       <w:tr>
-        <w:tblPrEx>
-          <w:tblCellMar>
-            <w:top w:w="0" w:type="dxa"/>
-            <w:bottom w:w="0" w:type="dxa"/>
-          </w:tblCellMar>
-        </w:tblPrEx>
         <w:tc>
           <w:tcPr>
             <w:tcW w:w="900" w:type="dxa"/>
@@ -4594,18 +4440,12 @@
                 <w:szCs w:val="19"/>
                 <w:lang w:val="es-AR"/>
               </w:rPr>
-              <w:t>Diseñar interfaz de usuario móvil clara, accesible e intuitiva</w:t>
+              <w:t>Implementar un sistema de notificaciones sobre oportunidades y eventos relevantes del sistema.</w:t>
             </w:r>
           </w:p>
         </w:tc>
       </w:tr>
       <w:tr>
-        <w:tblPrEx>
-          <w:tblCellMar>
-            <w:top w:w="0" w:type="dxa"/>
-            <w:bottom w:w="0" w:type="dxa"/>
-          </w:tblCellMar>
-        </w:tblPrEx>
         <w:tc>
           <w:tcPr>
             <w:tcW w:w="900" w:type="dxa"/>
@@ -4652,18 +4492,12 @@
                 <w:szCs w:val="19"/>
                 <w:lang w:val="es-AR"/>
               </w:rPr>
-              <w:t>Implementar módulo de análisis con estadísticas de uso y participación</w:t>
+              <w:t>Implementar estadísticas básicas de uso y participación para organizaciones y administración.</w:t>
             </w:r>
           </w:p>
         </w:tc>
       </w:tr>
       <w:tr>
-        <w:tblPrEx>
-          <w:tblCellMar>
-            <w:top w:w="0" w:type="dxa"/>
-            <w:bottom w:w="0" w:type="dxa"/>
-          </w:tblCellMar>
-        </w:tblPrEx>
         <w:tc>
           <w:tcPr>
             <w:tcW w:w="900" w:type="dxa"/>
@@ -4716,12 +4550,6 @@
         </w:tc>
       </w:tr>
       <w:tr>
-        <w:tblPrEx>
-          <w:tblCellMar>
-            <w:top w:w="0" w:type="dxa"/>
-            <w:bottom w:w="0" w:type="dxa"/>
-          </w:tblCellMar>
-        </w:tblPrEx>
         <w:tc>
           <w:tcPr>
             <w:tcW w:w="900" w:type="dxa"/>
@@ -4774,12 +4602,6 @@
         </w:tc>
       </w:tr>
       <w:tr>
-        <w:tblPrEx>
-          <w:tblCellMar>
-            <w:top w:w="0" w:type="dxa"/>
-            <w:bottom w:w="0" w:type="dxa"/>
-          </w:tblCellMar>
-        </w:tblPrEx>
         <w:tc>
           <w:tcPr>
             <w:tcW w:w="900" w:type="dxa"/>
@@ -4832,12 +4654,6 @@
         </w:tc>
       </w:tr>
       <w:tr>
-        <w:tblPrEx>
-          <w:tblCellMar>
-            <w:top w:w="0" w:type="dxa"/>
-            <w:bottom w:w="0" w:type="dxa"/>
-          </w:tblCellMar>
-        </w:tblPrEx>
         <w:tc>
           <w:tcPr>
             <w:tcW w:w="900" w:type="dxa"/>
@@ -4884,7 +4700,65 @@
                 <w:szCs w:val="19"/>
                 <w:lang w:val="es-AR"/>
               </w:rPr>
-              <w:t>Implementar módulo de publicación de oportunidades de voluntariado</w:t>
+              <w:t>Facilitar la búsqueda y selección de organizaciones para canalizar donaciones materiales.</w:t>
+            </w:r>
+          </w:p>
+        </w:tc>
+      </w:tr>
+      <w:tr>
+        <w:tc>
+          <w:tcPr>
+            <w:tcW w:w="900" w:type="dxa"/>
+            <w:tcMar>
+              <w:top w:w="70" w:type="dxa"/>
+              <w:left w:w="100" w:type="dxa"/>
+              <w:bottom w:w="70" w:type="dxa"/>
+              <w:right w:w="100" w:type="dxa"/>
+            </w:tcMar>
+            <w:vAlign w:val="center"/>
+          </w:tcPr>
+          <w:p>
+            <w:pPr>
+              <w:rPr>
+                <w:sz w:val="19"/>
+                <w:szCs w:val="19"/>
+              </w:rPr>
+            </w:pPr>
+            <w:r>
+              <w:rPr>
+                <w:sz w:val="19"/>
+                <w:szCs w:val="19"/>
+              </w:rPr>
+              <w:t>RF-17</w:t>
+            </w:r>
+          </w:p>
+        </w:tc>
+        <w:tc>
+          <w:tcPr>
+            <w:tcW w:w="8660" w:type="dxa"/>
+            <w:tcMar>
+              <w:top w:w="70" w:type="dxa"/>
+              <w:left w:w="100" w:type="dxa"/>
+              <w:bottom w:w="70" w:type="dxa"/>
+              <w:right w:w="100" w:type="dxa"/>
+            </w:tcMar>
+            <w:vAlign w:val="center"/>
+          </w:tcPr>
+          <w:p>
+            <w:pPr>
+              <w:rPr>
+                <w:sz w:val="19"/>
+                <w:szCs w:val="19"/>
+                <w:lang w:val="es-AR"/>
+              </w:rPr>
+            </w:pPr>
+            <w:r>
+              <w:rPr>
+                <w:sz w:val="19"/>
+                <w:szCs w:val="19"/>
+                <w:lang w:val="es-AR"/>
+              </w:rPr>
+              <w:t>Incorporar funciones administrativas para la verificación de organizaciones y la gestión segura del estado de las cuentas.</w:t>
             </w:r>
           </w:p>
         </w:tc>
@@ -4897,8 +4771,6 @@
           <w:lang w:val="es-AR"/>
         </w:rPr>
       </w:pPr>
-      <w:bookmarkStart w:id="0" w:name="_GoBack"/>
-      <w:bookmarkEnd w:id="0"/>
     </w:p>
     <w:sectPr>
       <w:pgSz w:w="12240" w:h="15840"/>
@@ -4911,7 +4783,7 @@
 </file>
 
 <file path=word/numbering.xml><?xml version="1.0" encoding="utf-8"?>
-<w:numbering xmlns:wpc="http://schemas.microsoft.com/office/word/2010/wordprocessingCanvas" xmlns:cx="http://schemas.microsoft.com/office/drawing/2014/chartex" xmlns:mc="http://schemas.openxmlformats.org/markup-compatibility/2006" xmlns:o="urn:schemas-microsoft-com:office:office" xmlns:r="http://schemas.openxmlformats.org/officeDocument/2006/relationships" xmlns:m="http://schemas.openxmlformats.org/officeDocument/2006/math" xmlns:v="urn:schemas-microsoft-com:vml" xmlns:wp14="http://schemas.microsoft.com/office/word/2010/wordprocessingDrawing" xmlns:wp="http://schemas.openxmlformats.org/drawingml/2006/wordprocessingDrawing" xmlns:w10="urn:schemas-microsoft-com:office:word" xmlns:w="http://schemas.openxmlformats.org/wordprocessingml/2006/main" xmlns:w14="http://schemas.microsoft.com/office/word/2010/wordml" xmlns:w15="http://schemas.microsoft.com/office/word/2012/wordml" xmlns:w16se="http://schemas.microsoft.com/office/word/2015/wordml/symex" xmlns:wpg="http://schemas.microsoft.com/office/word/2010/wordprocessingGroup" xmlns:wpi="http://schemas.microsoft.com/office/word/2010/wordprocessingInk" xmlns:wne="http://schemas.microsoft.com/office/word/2006/wordml" xmlns:wps="http://schemas.microsoft.com/office/word/2010/wordprocessingShape" mc:Ignorable="w14 w15 w16se wp14">
+<w:numbering xmlns:wpc="http://schemas.microsoft.com/office/word/2010/wordprocessingCanvas" xmlns:cx="http://schemas.microsoft.com/office/drawing/2014/chartex" xmlns:cx1="http://schemas.microsoft.com/office/drawing/2015/9/8/chartex" xmlns:cx2="http://schemas.microsoft.com/office/drawing/2015/10/21/chartex" xmlns:cx3="http://schemas.microsoft.com/office/drawing/2016/5/9/chartex" xmlns:cx4="http://schemas.microsoft.com/office/drawing/2016/5/10/chartex" xmlns:cx5="http://schemas.microsoft.com/office/drawing/2016/5/11/chartex" xmlns:cx6="http://schemas.microsoft.com/office/drawing/2016/5/12/chartex" xmlns:cx7="http://schemas.microsoft.com/office/drawing/2016/5/13/chartex" xmlns:cx8="http://schemas.microsoft.com/office/drawing/2016/5/14/chartex" xmlns:mc="http://schemas.openxmlformats.org/markup-compatibility/2006" xmlns:aink="http://schemas.microsoft.com/office/drawing/2016/ink" xmlns:am3d="http://schemas.microsoft.com/office/drawing/2017/model3d" xmlns:o="urn:schemas-microsoft-com:office:office" xmlns:oel="http://schemas.microsoft.com/office/2019/extlst" xmlns:r="http://schemas.openxmlformats.org/officeDocument/2006/relationships" xmlns:m="http://schemas.openxmlformats.org/officeDocument/2006/math" xmlns:v="urn:schemas-microsoft-com:vml" xmlns:wp14="http://schemas.microsoft.com/office/word/2010/wordprocessingDrawing" xmlns:wp="http://schemas.openxmlformats.org/drawingml/2006/wordprocessingDrawing" xmlns:w10="urn:schemas-microsoft-com:office:word" xmlns:w="http://schemas.openxmlformats.org/wordprocessingml/2006/main" xmlns:w14="http://schemas.microsoft.com/office/word/2010/wordml" xmlns:w15="http://schemas.microsoft.com/office/word/2012/wordml" xmlns:w16cex="http://schemas.microsoft.com/office/word/2018/wordml/cex" xmlns:w16cid="http://schemas.microsoft.com/office/word/2016/wordml/cid" xmlns:w16="http://schemas.microsoft.com/office/word/2018/wordml" xmlns:w16du="http://schemas.microsoft.com/office/word/2023/wordml/word16du" xmlns:w16sdtdh="http://schemas.microsoft.com/office/word/2020/wordml/sdtdatahash" xmlns:w16sdtfl="http://schemas.microsoft.com/office/word/2024/wordml/sdtformatlock" xmlns:w16se="http://schemas.microsoft.com/office/word/2015/wordml/symex" xmlns:wpg="http://schemas.microsoft.com/office/word/2010/wordprocessingGroup" xmlns:wpi="http://schemas.microsoft.com/office/word/2010/wordprocessingInk" xmlns:wne="http://schemas.microsoft.com/office/word/2006/wordml" xmlns:wps="http://schemas.microsoft.com/office/word/2010/wordprocessingShape" mc:Ignorable="w14 w15 w16se w16cid w16 w16cex w16sdtdh w16sdtfl w16du wp14">
   <w:abstractNum w:abstractNumId="0" w15:restartNumberingAfterBreak="0">
     <w:nsid w:val="4D8A6AF6"/>
     <w:multiLevelType w:val="hybridMultilevel"/>
@@ -4998,7 +4870,7 @@
       </w:pPr>
     </w:lvl>
   </w:abstractNum>
-  <w:num w:numId="1">
+  <w:num w:numId="1" w16cid:durableId="1390031837">
     <w:abstractNumId w:val="0"/>
     <w:lvlOverride w:ilvl="0">
       <w:startOverride w:val="1"/>
@@ -5008,7 +4880,7 @@
 </file>
 
 <file path=word/styles.xml><?xml version="1.0" encoding="utf-8"?>
-<w:styles xmlns:mc="http://schemas.openxmlformats.org/markup-compatibility/2006" xmlns:r="http://schemas.openxmlformats.org/officeDocument/2006/relationships" xmlns:w="http://schemas.openxmlformats.org/wordprocessingml/2006/main" xmlns:w14="http://schemas.microsoft.com/office/word/2010/wordml" xmlns:w15="http://schemas.microsoft.com/office/word/2012/wordml" xmlns:w16se="http://schemas.microsoft.com/office/word/2015/wordml/symex" mc:Ignorable="w14 w15 w16se">
+<w:styles xmlns:mc="http://schemas.openxmlformats.org/markup-compatibility/2006" xmlns:r="http://schemas.openxmlformats.org/officeDocument/2006/relationships" xmlns:w="http://schemas.openxmlformats.org/wordprocessingml/2006/main" xmlns:w14="http://schemas.microsoft.com/office/word/2010/wordml" xmlns:w15="http://schemas.microsoft.com/office/word/2012/wordml" xmlns:w16cex="http://schemas.microsoft.com/office/word/2018/wordml/cex" xmlns:w16cid="http://schemas.microsoft.com/office/word/2016/wordml/cid" xmlns:w16="http://schemas.microsoft.com/office/word/2018/wordml" xmlns:w16du="http://schemas.microsoft.com/office/word/2023/wordml/word16du" xmlns:w16sdtdh="http://schemas.microsoft.com/office/word/2020/wordml/sdtdatahash" xmlns:w16sdtfl="http://schemas.microsoft.com/office/word/2024/wordml/sdtformatlock" xmlns:w16se="http://schemas.microsoft.com/office/word/2015/wordml/symex" mc:Ignorable="w14 w15 w16se w16cid w16 w16cex w16sdtdh w16sdtfl w16du">
   <w:docDefaults>
     <w:rPrDefault>
       <w:rPr>
@@ -5021,7 +4893,7 @@
     </w:rPrDefault>
     <w:pPrDefault/>
   </w:docDefaults>
-  <w:latentStyles w:defLockedState="0" w:defUIPriority="99" w:defSemiHidden="0" w:defUnhideWhenUsed="0" w:defQFormat="0" w:count="371">
+  <w:latentStyles w:defLockedState="0" w:defUIPriority="99" w:defSemiHidden="0" w:defUnhideWhenUsed="0" w:defQFormat="0" w:count="376">
     <w:lsdException w:name="Normal" w:uiPriority="0" w:qFormat="1"/>
     <w:lsdException w:name="heading 1" w:uiPriority="9" w:qFormat="1"/>
     <w:lsdException w:name="heading 2" w:semiHidden="1" w:uiPriority="9" w:unhideWhenUsed="1" w:qFormat="1"/>
@@ -5393,6 +5265,11 @@
     <w:lsdException w:name="List Table 5 Dark Accent 6" w:uiPriority="50"/>
     <w:lsdException w:name="List Table 6 Colorful Accent 6" w:uiPriority="51"/>
     <w:lsdException w:name="List Table 7 Colorful Accent 6" w:uiPriority="52"/>
+    <w:lsdException w:name="Mention" w:semiHidden="1" w:unhideWhenUsed="1"/>
+    <w:lsdException w:name="Smart Hyperlink" w:semiHidden="1" w:unhideWhenUsed="1"/>
+    <w:lsdException w:name="Hashtag" w:semiHidden="1" w:unhideWhenUsed="1"/>
+    <w:lsdException w:name="Unresolved Mention" w:semiHidden="1" w:unhideWhenUsed="1"/>
+    <w:lsdException w:name="Smart Link" w:semiHidden="1" w:unhideWhenUsed="1"/>
   </w:latentStyles>
   <w:style w:type="paragraph" w:default="1" w:styleId="Normal">
     <w:name w:val="Normal"/>
@@ -5469,7 +5346,6 @@
   <w:style w:type="character" w:default="1" w:styleId="Fuentedeprrafopredeter">
     <w:name w:val="Default Paragraph Font"/>
     <w:uiPriority w:val="1"/>
-    <w:semiHidden/>
     <w:unhideWhenUsed/>
   </w:style>
   <w:style w:type="table" w:default="1" w:styleId="Tablanormal">
